--- a/spa/docx/11.content.docx
+++ b/spa/docx/11.content.docx
@@ -6755,19 +6755,7 @@
         <w:rPr>
           <w:lang w:val="es_ES" w:bidi="es_ES"/>
         </w:rPr>
-        <w:t xml:space="preserve">El cuarto año de Salomón como rey fue aproximadamente en el 967 a.C. Si el número 480 en la Biblia se interpreta como años de calendario reales, entonces el éxodo de Israel de Egipto habría ocurrido alrededor del 1446 a.C. Otros consideran el número como simbólico, representando doce generaciones de cuarenta años cada una. Esta perspectiva sitúa el éxodo más tarde, alrededor del 1270 a.C. (ver </w:t>
-      </w:r>
-      <w:r>
-        <w:rPr>
-          <w:lang w:val="es_ES" w:bidi="es_ES"/>
-        </w:rPr>
-        <w:t>Introducción al Libro del Éxodo</w:t>
-      </w:r>
-      <w:r>
-        <w:rPr>
-          <w:lang w:val="es_ES" w:bidi="es_ES"/>
-        </w:rPr>
-        <w:t>, “La Fecha del Éxodo”).</w:t>
+        <w:t>El cuarto año de Salomón como rey fue aproximadamente en el 967 a.C. Si el número 480 en la Biblia se interpreta como años de calendario reales, entonces el éxodo de Israel de Egipto habría ocurrido alrededor del 1446 a.C. Otros consideran el número como simbólico, representando doce generaciones de cuarenta años cada una. Esta perspectiva sitúa el éxodo más tarde, alrededor del 1270 a.C. (ver Introducción al Libro del Éxodo, “La Fecha del Éxodo”).</w:t>
       </w:r>
       <w:r>
         <w:rPr>
